--- a/Nop_Bai_Chat_AI.docx
+++ b/Nop_Bai_Chat_AI.docx
@@ -214,7 +214,7 @@
           <w:sz w:val="24"/>
           <w:u w:val="single"/>
         </w:rPr>
-        <w:t>https://github.com/username/Chat-AI-Django</w:t>
+        <w:t>https://github.com/datzzdat32-code/Django</w:t>
       </w:r>
     </w:p>
     <w:p>
